--- a/Memory_Allocation Report.docx
+++ b/Memory_Allocation Report.docx
@@ -1358,6 +1358,9 @@
         <w:jc w:val="center"/>
       </w:pPr>
       <w:r>
+        <w:rPr>
+          <w:noProof/>
+        </w:rPr>
         <w:drawing>
           <wp:inline distT="0" distB="0" distL="0" distR="0" wp14:anchorId="49BE68BF" wp14:editId="286CDCD9">
             <wp:extent cx="6164351" cy="3581400"/>
@@ -1437,6 +1440,9 @@
         <w:jc w:val="center"/>
       </w:pPr>
       <w:r>
+        <w:rPr>
+          <w:noProof/>
+        </w:rPr>
         <w:lastRenderedPageBreak/>
         <w:drawing>
           <wp:inline distT="0" distB="0" distL="0" distR="0" wp14:anchorId="110047E9" wp14:editId="686A2CD2">
@@ -1517,6 +1523,9 @@
         <w:jc w:val="center"/>
       </w:pPr>
       <w:r>
+        <w:rPr>
+          <w:noProof/>
+        </w:rPr>
         <w:drawing>
           <wp:inline distT="0" distB="0" distL="0" distR="0" wp14:anchorId="7E63631D" wp14:editId="57BD98B4">
             <wp:extent cx="6202045" cy="3497580"/>
@@ -1611,6 +1620,9 @@
         <w:jc w:val="center"/>
       </w:pPr>
       <w:r>
+        <w:rPr>
+          <w:noProof/>
+        </w:rPr>
         <w:drawing>
           <wp:inline distT="0" distB="0" distL="0" distR="0" wp14:anchorId="272115CD" wp14:editId="29C3ED1C">
             <wp:extent cx="6400800" cy="3901440"/>
@@ -1690,6 +1702,9 @@
         <w:jc w:val="center"/>
       </w:pPr>
       <w:r>
+        <w:rPr>
+          <w:noProof/>
+        </w:rPr>
         <w:drawing>
           <wp:inline distT="0" distB="0" distL="0" distR="0" wp14:anchorId="77E7F131" wp14:editId="154C485A">
             <wp:extent cx="6400800" cy="3162300"/>
@@ -1770,6 +1785,9 @@
         <w:jc w:val="center"/>
       </w:pPr>
       <w:r>
+        <w:rPr>
+          <w:noProof/>
+        </w:rPr>
         <w:drawing>
           <wp:inline distT="0" distB="0" distL="0" distR="0" wp14:anchorId="51DA4690" wp14:editId="24F7B74E">
             <wp:extent cx="6400800" cy="4133215"/>
@@ -1854,6 +1872,9 @@
         <w:jc w:val="center"/>
       </w:pPr>
       <w:r>
+        <w:rPr>
+          <w:noProof/>
+        </w:rPr>
         <w:drawing>
           <wp:inline distT="0" distB="0" distL="0" distR="0" wp14:anchorId="6A82F7E3" wp14:editId="0863A39D">
             <wp:extent cx="6400800" cy="2827020"/>
@@ -1934,6 +1955,9 @@
         <w:jc w:val="center"/>
       </w:pPr>
       <w:r>
+        <w:rPr>
+          <w:noProof/>
+        </w:rPr>
         <w:drawing>
           <wp:inline distT="0" distB="0" distL="0" distR="0" wp14:anchorId="49064878" wp14:editId="69B22DA4">
             <wp:extent cx="6400800" cy="3360420"/>
@@ -2013,6 +2037,9 @@
         <w:jc w:val="center"/>
       </w:pPr>
       <w:r>
+        <w:rPr>
+          <w:noProof/>
+        </w:rPr>
         <w:drawing>
           <wp:inline distT="0" distB="0" distL="0" distR="0" wp14:anchorId="7B2B6FB9" wp14:editId="00C5DE16">
             <wp:extent cx="6483985" cy="3589020"/>
@@ -2107,6 +2134,9 @@
         <w:jc w:val="center"/>
       </w:pPr>
       <w:r>
+        <w:rPr>
+          <w:noProof/>
+        </w:rPr>
         <w:drawing>
           <wp:inline distT="0" distB="0" distL="0" distR="0" wp14:anchorId="3E51ED00" wp14:editId="314C2E92">
             <wp:extent cx="6400800" cy="3131820"/>
@@ -2210,6 +2240,9 @@
         <w:jc w:val="center"/>
       </w:pPr>
       <w:r>
+        <w:rPr>
+          <w:noProof/>
+        </w:rPr>
         <w:drawing>
           <wp:inline distT="0" distB="0" distL="0" distR="0" wp14:anchorId="76687FFD" wp14:editId="118FEC42">
             <wp:extent cx="6400800" cy="3665220"/>
@@ -2312,6 +2345,9 @@
         <w:jc w:val="center"/>
       </w:pPr>
       <w:r>
+        <w:rPr>
+          <w:noProof/>
+        </w:rPr>
         <w:drawing>
           <wp:inline distT="0" distB="0" distL="0" distR="0" wp14:anchorId="35ACA754" wp14:editId="42306EFB">
             <wp:extent cx="6400800" cy="4106545"/>
@@ -2376,7 +2412,13 @@
         <w:rPr>
           <w:color w:val="5B2D8E"/>
         </w:rPr>
-        <w:t>6. Comparison: First-Fit vs Best-Fit</w:t>
+        <w:t>6</w:t>
+      </w:r>
+      <w:r>
+        <w:rPr>
+          <w:color w:val="5B2D8E"/>
+        </w:rPr>
+        <w:t>. Conclusion</w:t>
       </w:r>
     </w:p>
     <w:p>
@@ -2385,636 +2427,6 @@
         <w:jc w:val="both"/>
       </w:pPr>
       <w:r>
-        <w:t>The same scenario produces different outcomes depending on which algorithm is used:</w:t>
-      </w:r>
-    </w:p>
-    <w:p>
-      <w:pPr>
-        <w:spacing w:before="50" w:after="50"/>
-      </w:pPr>
-    </w:p>
-    <w:tbl>
-      <w:tblPr>
-        <w:tblW w:w="10080" w:type="dxa"/>
-        <w:tblBorders>
-          <w:top w:val="single" w:sz="4" w:space="0" w:color="auto"/>
-          <w:left w:val="single" w:sz="4" w:space="0" w:color="auto"/>
-          <w:bottom w:val="single" w:sz="4" w:space="0" w:color="auto"/>
-          <w:right w:val="single" w:sz="4" w:space="0" w:color="auto"/>
-          <w:insideH w:val="single" w:sz="4" w:space="0" w:color="auto"/>
-          <w:insideV w:val="single" w:sz="4" w:space="0" w:color="auto"/>
-        </w:tblBorders>
-        <w:tblCellMar>
-          <w:left w:w="10" w:type="dxa"/>
-          <w:right w:w="10" w:type="dxa"/>
-        </w:tblCellMar>
-        <w:tblLook w:val="04A0" w:firstRow="1" w:lastRow="0" w:firstColumn="1" w:lastColumn="0" w:noHBand="0" w:noVBand="1"/>
-      </w:tblPr>
-      <w:tblGrid>
-        <w:gridCol w:w="2520"/>
-        <w:gridCol w:w="3780"/>
-        <w:gridCol w:w="3780"/>
-      </w:tblGrid>
-      <w:tr>
-        <w:tblPrEx>
-          <w:tblCellMar>
-            <w:top w:w="0" w:type="dxa"/>
-            <w:bottom w:w="0" w:type="dxa"/>
-          </w:tblCellMar>
-        </w:tblPrEx>
-        <w:tc>
-          <w:tcPr>
-            <w:tcW w:w="2520" w:type="dxa"/>
-            <w:tcBorders>
-              <w:top w:val="single" w:sz="2" w:space="0" w:color="5B2D8E"/>
-              <w:left w:val="single" w:sz="1" w:space="0" w:color="5B2D8E"/>
-              <w:bottom w:val="single" w:sz="2" w:space="0" w:color="5B2D8E"/>
-              <w:right w:val="single" w:sz="1" w:space="0" w:color="5B2D8E"/>
-            </w:tcBorders>
-            <w:shd w:val="clear" w:color="auto" w:fill="5B2D8E"/>
-            <w:tcMar>
-              <w:top w:w="80" w:type="dxa"/>
-              <w:left w:w="120" w:type="dxa"/>
-              <w:bottom w:w="80" w:type="dxa"/>
-              <w:right w:w="120" w:type="dxa"/>
-            </w:tcMar>
-          </w:tcPr>
-          <w:p>
-            <w:pPr>
-              <w:jc w:val="center"/>
-            </w:pPr>
-            <w:r>
-              <w:rPr>
-                <w:b/>
-                <w:bCs/>
-                <w:color w:val="FFFFFF"/>
-                <w:sz w:val="18"/>
-                <w:szCs w:val="18"/>
-              </w:rPr>
-              <w:t>Criterion</w:t>
-            </w:r>
-          </w:p>
-        </w:tc>
-        <w:tc>
-          <w:tcPr>
-            <w:tcW w:w="3780" w:type="dxa"/>
-            <w:tcBorders>
-              <w:top w:val="single" w:sz="2" w:space="0" w:color="5B2D8E"/>
-              <w:left w:val="single" w:sz="1" w:space="0" w:color="5B2D8E"/>
-              <w:bottom w:val="single" w:sz="2" w:space="0" w:color="5B2D8E"/>
-              <w:right w:val="single" w:sz="1" w:space="0" w:color="5B2D8E"/>
-            </w:tcBorders>
-            <w:shd w:val="clear" w:color="auto" w:fill="5B2D8E"/>
-            <w:tcMar>
-              <w:top w:w="80" w:type="dxa"/>
-              <w:left w:w="120" w:type="dxa"/>
-              <w:bottom w:w="80" w:type="dxa"/>
-              <w:right w:w="120" w:type="dxa"/>
-            </w:tcMar>
-          </w:tcPr>
-          <w:p>
-            <w:pPr>
-              <w:jc w:val="center"/>
-            </w:pPr>
-            <w:proofErr w:type="gramStart"/>
-            <w:r>
-              <w:rPr>
-                <w:b/>
-                <w:bCs/>
-                <w:color w:val="FFFFFF"/>
-                <w:sz w:val="18"/>
-                <w:szCs w:val="18"/>
-              </w:rPr>
-              <w:t>First-Fit</w:t>
-            </w:r>
-            <w:proofErr w:type="gramEnd"/>
-          </w:p>
-        </w:tc>
-        <w:tc>
-          <w:tcPr>
-            <w:tcW w:w="3780" w:type="dxa"/>
-            <w:tcBorders>
-              <w:top w:val="single" w:sz="2" w:space="0" w:color="5B2D8E"/>
-              <w:left w:val="single" w:sz="1" w:space="0" w:color="5B2D8E"/>
-              <w:bottom w:val="single" w:sz="2" w:space="0" w:color="5B2D8E"/>
-              <w:right w:val="single" w:sz="1" w:space="0" w:color="5B2D8E"/>
-            </w:tcBorders>
-            <w:shd w:val="clear" w:color="auto" w:fill="5B2D8E"/>
-            <w:tcMar>
-              <w:top w:w="80" w:type="dxa"/>
-              <w:left w:w="120" w:type="dxa"/>
-              <w:bottom w:w="80" w:type="dxa"/>
-              <w:right w:w="120" w:type="dxa"/>
-            </w:tcMar>
-          </w:tcPr>
-          <w:p>
-            <w:pPr>
-              <w:jc w:val="center"/>
-            </w:pPr>
-            <w:r>
-              <w:rPr>
-                <w:b/>
-                <w:bCs/>
-                <w:color w:val="FFFFFF"/>
-                <w:sz w:val="18"/>
-                <w:szCs w:val="18"/>
-              </w:rPr>
-              <w:t>Best-Fit</w:t>
-            </w:r>
-          </w:p>
-        </w:tc>
-      </w:tr>
-      <w:tr>
-        <w:tblPrEx>
-          <w:tblCellMar>
-            <w:top w:w="0" w:type="dxa"/>
-            <w:bottom w:w="0" w:type="dxa"/>
-          </w:tblCellMar>
-        </w:tblPrEx>
-        <w:tc>
-          <w:tcPr>
-            <w:tcW w:w="2520" w:type="dxa"/>
-            <w:tcBorders>
-              <w:top w:val="single" w:sz="1" w:space="0" w:color="BBBBBB"/>
-              <w:left w:val="single" w:sz="1" w:space="0" w:color="BBBBBB"/>
-              <w:bottom w:val="single" w:sz="1" w:space="0" w:color="BBBBBB"/>
-              <w:right w:val="single" w:sz="1" w:space="0" w:color="BBBBBB"/>
-            </w:tcBorders>
-            <w:shd w:val="clear" w:color="auto" w:fill="F3EDF7"/>
-            <w:tcMar>
-              <w:top w:w="60" w:type="dxa"/>
-              <w:left w:w="120" w:type="dxa"/>
-              <w:bottom w:w="60" w:type="dxa"/>
-              <w:right w:w="120" w:type="dxa"/>
-            </w:tcMar>
-          </w:tcPr>
-          <w:p>
-            <w:r>
-              <w:rPr>
-                <w:sz w:val="18"/>
-                <w:szCs w:val="18"/>
-              </w:rPr>
-              <w:t>P3 Allocation</w:t>
-            </w:r>
-          </w:p>
-        </w:tc>
-        <w:tc>
-          <w:tcPr>
-            <w:tcW w:w="3780" w:type="dxa"/>
-            <w:tcBorders>
-              <w:top w:val="single" w:sz="1" w:space="0" w:color="BBBBBB"/>
-              <w:left w:val="single" w:sz="1" w:space="0" w:color="BBBBBB"/>
-              <w:bottom w:val="single" w:sz="1" w:space="0" w:color="BBBBBB"/>
-              <w:right w:val="single" w:sz="1" w:space="0" w:color="BBBBBB"/>
-            </w:tcBorders>
-            <w:shd w:val="clear" w:color="auto" w:fill="F3EDF7"/>
-            <w:tcMar>
-              <w:top w:w="60" w:type="dxa"/>
-              <w:left w:w="120" w:type="dxa"/>
-              <w:bottom w:w="60" w:type="dxa"/>
-              <w:right w:w="120" w:type="dxa"/>
-            </w:tcMar>
-          </w:tcPr>
-          <w:p>
-            <w:r>
-              <w:rPr>
-                <w:sz w:val="18"/>
-                <w:szCs w:val="18"/>
-              </w:rPr>
-              <w:t>❌ Fails (40K holes too small after P2)</w:t>
-            </w:r>
-          </w:p>
-        </w:tc>
-        <w:tc>
-          <w:tcPr>
-            <w:tcW w:w="3780" w:type="dxa"/>
-            <w:tcBorders>
-              <w:top w:val="single" w:sz="1" w:space="0" w:color="BBBBBB"/>
-              <w:left w:val="single" w:sz="1" w:space="0" w:color="BBBBBB"/>
-              <w:bottom w:val="single" w:sz="1" w:space="0" w:color="BBBBBB"/>
-              <w:right w:val="single" w:sz="1" w:space="0" w:color="BBBBBB"/>
-            </w:tcBorders>
-            <w:shd w:val="clear" w:color="auto" w:fill="F3EDF7"/>
-            <w:tcMar>
-              <w:top w:w="60" w:type="dxa"/>
-              <w:left w:w="120" w:type="dxa"/>
-              <w:bottom w:w="60" w:type="dxa"/>
-              <w:right w:w="120" w:type="dxa"/>
-            </w:tcMar>
-          </w:tcPr>
-          <w:p>
-            <w:r>
-              <w:rPr>
-                <w:sz w:val="18"/>
-                <w:szCs w:val="18"/>
-              </w:rPr>
-              <w:t>✅ Succeeds (holes better conserved)</w:t>
-            </w:r>
-          </w:p>
-        </w:tc>
-      </w:tr>
-      <w:tr>
-        <w:tblPrEx>
-          <w:tblCellMar>
-            <w:top w:w="0" w:type="dxa"/>
-            <w:bottom w:w="0" w:type="dxa"/>
-          </w:tblCellMar>
-        </w:tblPrEx>
-        <w:tc>
-          <w:tcPr>
-            <w:tcW w:w="2520" w:type="dxa"/>
-            <w:tcBorders>
-              <w:top w:val="single" w:sz="1" w:space="0" w:color="BBBBBB"/>
-              <w:left w:val="single" w:sz="1" w:space="0" w:color="BBBBBB"/>
-              <w:bottom w:val="single" w:sz="1" w:space="0" w:color="BBBBBB"/>
-              <w:right w:val="single" w:sz="1" w:space="0" w:color="BBBBBB"/>
-            </w:tcBorders>
-            <w:shd w:val="clear" w:color="auto" w:fill="FFFFFF"/>
-            <w:tcMar>
-              <w:top w:w="60" w:type="dxa"/>
-              <w:left w:w="120" w:type="dxa"/>
-              <w:bottom w:w="60" w:type="dxa"/>
-              <w:right w:w="120" w:type="dxa"/>
-            </w:tcMar>
-          </w:tcPr>
-          <w:p>
-            <w:r>
-              <w:rPr>
-                <w:sz w:val="18"/>
-                <w:szCs w:val="18"/>
-              </w:rPr>
-              <w:t>P4 Allocation</w:t>
-            </w:r>
-          </w:p>
-        </w:tc>
-        <w:tc>
-          <w:tcPr>
-            <w:tcW w:w="3780" w:type="dxa"/>
-            <w:tcBorders>
-              <w:top w:val="single" w:sz="1" w:space="0" w:color="BBBBBB"/>
-              <w:left w:val="single" w:sz="1" w:space="0" w:color="BBBBBB"/>
-              <w:bottom w:val="single" w:sz="1" w:space="0" w:color="BBBBBB"/>
-              <w:right w:val="single" w:sz="1" w:space="0" w:color="BBBBBB"/>
-            </w:tcBorders>
-            <w:shd w:val="clear" w:color="auto" w:fill="FFFFFF"/>
-            <w:tcMar>
-              <w:top w:w="60" w:type="dxa"/>
-              <w:left w:w="120" w:type="dxa"/>
-              <w:bottom w:w="60" w:type="dxa"/>
-              <w:right w:w="120" w:type="dxa"/>
-            </w:tcMar>
-          </w:tcPr>
-          <w:p>
-            <w:r>
-              <w:rPr>
-                <w:sz w:val="18"/>
-                <w:szCs w:val="18"/>
-              </w:rPr>
-              <w:t>✅ Succeeds (230K hole available)</w:t>
-            </w:r>
-          </w:p>
-        </w:tc>
-        <w:tc>
-          <w:tcPr>
-            <w:tcW w:w="3780" w:type="dxa"/>
-            <w:tcBorders>
-              <w:top w:val="single" w:sz="1" w:space="0" w:color="BBBBBB"/>
-              <w:left w:val="single" w:sz="1" w:space="0" w:color="BBBBBB"/>
-              <w:bottom w:val="single" w:sz="1" w:space="0" w:color="BBBBBB"/>
-              <w:right w:val="single" w:sz="1" w:space="0" w:color="BBBBBB"/>
-            </w:tcBorders>
-            <w:shd w:val="clear" w:color="auto" w:fill="FFFFFF"/>
-            <w:tcMar>
-              <w:top w:w="60" w:type="dxa"/>
-              <w:left w:w="120" w:type="dxa"/>
-              <w:bottom w:w="60" w:type="dxa"/>
-              <w:right w:w="120" w:type="dxa"/>
-            </w:tcMar>
-          </w:tcPr>
-          <w:p>
-            <w:r>
-              <w:rPr>
-                <w:sz w:val="18"/>
-                <w:szCs w:val="18"/>
-              </w:rPr>
-              <w:t>❌ Fails (largest hole only 200K)</w:t>
-            </w:r>
-          </w:p>
-        </w:tc>
-      </w:tr>
-      <w:tr>
-        <w:tblPrEx>
-          <w:tblCellMar>
-            <w:top w:w="0" w:type="dxa"/>
-            <w:bottom w:w="0" w:type="dxa"/>
-          </w:tblCellMar>
-        </w:tblPrEx>
-        <w:tc>
-          <w:tcPr>
-            <w:tcW w:w="2520" w:type="dxa"/>
-            <w:tcBorders>
-              <w:top w:val="single" w:sz="1" w:space="0" w:color="BBBBBB"/>
-              <w:left w:val="single" w:sz="1" w:space="0" w:color="BBBBBB"/>
-              <w:bottom w:val="single" w:sz="1" w:space="0" w:color="BBBBBB"/>
-              <w:right w:val="single" w:sz="1" w:space="0" w:color="BBBBBB"/>
-            </w:tcBorders>
-            <w:shd w:val="clear" w:color="auto" w:fill="F3EDF7"/>
-            <w:tcMar>
-              <w:top w:w="60" w:type="dxa"/>
-              <w:left w:w="120" w:type="dxa"/>
-              <w:bottom w:w="60" w:type="dxa"/>
-              <w:right w:w="120" w:type="dxa"/>
-            </w:tcMar>
-          </w:tcPr>
-          <w:p>
-            <w:r>
-              <w:rPr>
-                <w:sz w:val="18"/>
-                <w:szCs w:val="18"/>
-              </w:rPr>
-              <w:t>Speed</w:t>
-            </w:r>
-          </w:p>
-        </w:tc>
-        <w:tc>
-          <w:tcPr>
-            <w:tcW w:w="3780" w:type="dxa"/>
-            <w:tcBorders>
-              <w:top w:val="single" w:sz="1" w:space="0" w:color="BBBBBB"/>
-              <w:left w:val="single" w:sz="1" w:space="0" w:color="BBBBBB"/>
-              <w:bottom w:val="single" w:sz="1" w:space="0" w:color="BBBBBB"/>
-              <w:right w:val="single" w:sz="1" w:space="0" w:color="BBBBBB"/>
-            </w:tcBorders>
-            <w:shd w:val="clear" w:color="auto" w:fill="F3EDF7"/>
-            <w:tcMar>
-              <w:top w:w="60" w:type="dxa"/>
-              <w:left w:w="120" w:type="dxa"/>
-              <w:bottom w:w="60" w:type="dxa"/>
-              <w:right w:w="120" w:type="dxa"/>
-            </w:tcMar>
-          </w:tcPr>
-          <w:p>
-            <w:r>
-              <w:rPr>
-                <w:sz w:val="18"/>
-                <w:szCs w:val="18"/>
-              </w:rPr>
-              <w:t>Faster — stops at first match</w:t>
-            </w:r>
-          </w:p>
-        </w:tc>
-        <w:tc>
-          <w:tcPr>
-            <w:tcW w:w="3780" w:type="dxa"/>
-            <w:tcBorders>
-              <w:top w:val="single" w:sz="1" w:space="0" w:color="BBBBBB"/>
-              <w:left w:val="single" w:sz="1" w:space="0" w:color="BBBBBB"/>
-              <w:bottom w:val="single" w:sz="1" w:space="0" w:color="BBBBBB"/>
-              <w:right w:val="single" w:sz="1" w:space="0" w:color="BBBBBB"/>
-            </w:tcBorders>
-            <w:shd w:val="clear" w:color="auto" w:fill="F3EDF7"/>
-            <w:tcMar>
-              <w:top w:w="60" w:type="dxa"/>
-              <w:left w:w="120" w:type="dxa"/>
-              <w:bottom w:w="60" w:type="dxa"/>
-              <w:right w:w="120" w:type="dxa"/>
-            </w:tcMar>
-          </w:tcPr>
-          <w:p>
-            <w:r>
-              <w:rPr>
-                <w:sz w:val="18"/>
-                <w:szCs w:val="18"/>
-              </w:rPr>
-              <w:t>Slower — scans all holes</w:t>
-            </w:r>
-          </w:p>
-        </w:tc>
-      </w:tr>
-      <w:tr>
-        <w:tblPrEx>
-          <w:tblCellMar>
-            <w:top w:w="0" w:type="dxa"/>
-            <w:bottom w:w="0" w:type="dxa"/>
-          </w:tblCellMar>
-        </w:tblPrEx>
-        <w:tc>
-          <w:tcPr>
-            <w:tcW w:w="2520" w:type="dxa"/>
-            <w:tcBorders>
-              <w:top w:val="single" w:sz="1" w:space="0" w:color="BBBBBB"/>
-              <w:left w:val="single" w:sz="1" w:space="0" w:color="BBBBBB"/>
-              <w:bottom w:val="single" w:sz="1" w:space="0" w:color="BBBBBB"/>
-              <w:right w:val="single" w:sz="1" w:space="0" w:color="BBBBBB"/>
-            </w:tcBorders>
-            <w:shd w:val="clear" w:color="auto" w:fill="FFFFFF"/>
-            <w:tcMar>
-              <w:top w:w="60" w:type="dxa"/>
-              <w:left w:w="120" w:type="dxa"/>
-              <w:bottom w:w="60" w:type="dxa"/>
-              <w:right w:w="120" w:type="dxa"/>
-            </w:tcMar>
-          </w:tcPr>
-          <w:p>
-            <w:r>
-              <w:rPr>
-                <w:sz w:val="18"/>
-                <w:szCs w:val="18"/>
-              </w:rPr>
-              <w:t>Fragmentation</w:t>
-            </w:r>
-          </w:p>
-        </w:tc>
-        <w:tc>
-          <w:tcPr>
-            <w:tcW w:w="3780" w:type="dxa"/>
-            <w:tcBorders>
-              <w:top w:val="single" w:sz="1" w:space="0" w:color="BBBBBB"/>
-              <w:left w:val="single" w:sz="1" w:space="0" w:color="BBBBBB"/>
-              <w:bottom w:val="single" w:sz="1" w:space="0" w:color="BBBBBB"/>
-              <w:right w:val="single" w:sz="1" w:space="0" w:color="BBBBBB"/>
-            </w:tcBorders>
-            <w:shd w:val="clear" w:color="auto" w:fill="FFFFFF"/>
-            <w:tcMar>
-              <w:top w:w="60" w:type="dxa"/>
-              <w:left w:w="120" w:type="dxa"/>
-              <w:bottom w:w="60" w:type="dxa"/>
-              <w:right w:w="120" w:type="dxa"/>
-            </w:tcMar>
-          </w:tcPr>
-          <w:p>
-            <w:r>
-              <w:rPr>
-                <w:sz w:val="18"/>
-                <w:szCs w:val="18"/>
-              </w:rPr>
-              <w:t>More external fragmentation</w:t>
-            </w:r>
-          </w:p>
-        </w:tc>
-        <w:tc>
-          <w:tcPr>
-            <w:tcW w:w="3780" w:type="dxa"/>
-            <w:tcBorders>
-              <w:top w:val="single" w:sz="1" w:space="0" w:color="BBBBBB"/>
-              <w:left w:val="single" w:sz="1" w:space="0" w:color="BBBBBB"/>
-              <w:bottom w:val="single" w:sz="1" w:space="0" w:color="BBBBBB"/>
-              <w:right w:val="single" w:sz="1" w:space="0" w:color="BBBBBB"/>
-            </w:tcBorders>
-            <w:shd w:val="clear" w:color="auto" w:fill="FFFFFF"/>
-            <w:tcMar>
-              <w:top w:w="60" w:type="dxa"/>
-              <w:left w:w="120" w:type="dxa"/>
-              <w:bottom w:w="60" w:type="dxa"/>
-              <w:right w:w="120" w:type="dxa"/>
-            </w:tcMar>
-          </w:tcPr>
-          <w:p>
-            <w:r>
-              <w:rPr>
-                <w:sz w:val="18"/>
-                <w:szCs w:val="18"/>
-              </w:rPr>
-              <w:t>Less per-step, but tiny holes accumulate</w:t>
-            </w:r>
-          </w:p>
-        </w:tc>
-      </w:tr>
-      <w:tr>
-        <w:tblPrEx>
-          <w:tblCellMar>
-            <w:top w:w="0" w:type="dxa"/>
-            <w:bottom w:w="0" w:type="dxa"/>
-          </w:tblCellMar>
-        </w:tblPrEx>
-        <w:tc>
-          <w:tcPr>
-            <w:tcW w:w="2520" w:type="dxa"/>
-            <w:tcBorders>
-              <w:top w:val="single" w:sz="1" w:space="0" w:color="BBBBBB"/>
-              <w:left w:val="single" w:sz="1" w:space="0" w:color="BBBBBB"/>
-              <w:bottom w:val="single" w:sz="1" w:space="0" w:color="BBBBBB"/>
-              <w:right w:val="single" w:sz="1" w:space="0" w:color="BBBBBB"/>
-            </w:tcBorders>
-            <w:shd w:val="clear" w:color="auto" w:fill="F3EDF7"/>
-            <w:tcMar>
-              <w:top w:w="60" w:type="dxa"/>
-              <w:left w:w="120" w:type="dxa"/>
-              <w:bottom w:w="60" w:type="dxa"/>
-              <w:right w:w="120" w:type="dxa"/>
-            </w:tcMar>
-          </w:tcPr>
-          <w:p>
-            <w:r>
-              <w:rPr>
-                <w:sz w:val="18"/>
-                <w:szCs w:val="18"/>
-              </w:rPr>
-              <w:t>Memory usage</w:t>
-            </w:r>
-          </w:p>
-        </w:tc>
-        <w:tc>
-          <w:tcPr>
-            <w:tcW w:w="3780" w:type="dxa"/>
-            <w:tcBorders>
-              <w:top w:val="single" w:sz="1" w:space="0" w:color="BBBBBB"/>
-              <w:left w:val="single" w:sz="1" w:space="0" w:color="BBBBBB"/>
-              <w:bottom w:val="single" w:sz="1" w:space="0" w:color="BBBBBB"/>
-              <w:right w:val="single" w:sz="1" w:space="0" w:color="BBBBBB"/>
-            </w:tcBorders>
-            <w:shd w:val="clear" w:color="auto" w:fill="F3EDF7"/>
-            <w:tcMar>
-              <w:top w:w="60" w:type="dxa"/>
-              <w:left w:w="120" w:type="dxa"/>
-              <w:bottom w:w="60" w:type="dxa"/>
-              <w:right w:w="120" w:type="dxa"/>
-            </w:tcMar>
-          </w:tcPr>
-          <w:p>
-            <w:r>
-              <w:rPr>
-                <w:sz w:val="18"/>
-                <w:szCs w:val="18"/>
-              </w:rPr>
-              <w:t>Leaves larger unused tails</w:t>
-            </w:r>
-          </w:p>
-        </w:tc>
-        <w:tc>
-          <w:tcPr>
-            <w:tcW w:w="3780" w:type="dxa"/>
-            <w:tcBorders>
-              <w:top w:val="single" w:sz="1" w:space="0" w:color="BBBBBB"/>
-              <w:left w:val="single" w:sz="1" w:space="0" w:color="BBBBBB"/>
-              <w:bottom w:val="single" w:sz="1" w:space="0" w:color="BBBBBB"/>
-              <w:right w:val="single" w:sz="1" w:space="0" w:color="BBBBBB"/>
-            </w:tcBorders>
-            <w:shd w:val="clear" w:color="auto" w:fill="F3EDF7"/>
-            <w:tcMar>
-              <w:top w:w="60" w:type="dxa"/>
-              <w:left w:w="120" w:type="dxa"/>
-              <w:bottom w:w="60" w:type="dxa"/>
-              <w:right w:w="120" w:type="dxa"/>
-            </w:tcMar>
-          </w:tcPr>
-          <w:p>
-            <w:proofErr w:type="spellStart"/>
-            <w:r>
-              <w:rPr>
-                <w:sz w:val="18"/>
-                <w:szCs w:val="18"/>
-              </w:rPr>
-              <w:t>Minimises</w:t>
-            </w:r>
-            <w:proofErr w:type="spellEnd"/>
-            <w:r>
-              <w:rPr>
-                <w:sz w:val="18"/>
-                <w:szCs w:val="18"/>
-              </w:rPr>
-              <w:t xml:space="preserve"> leftover per allocation</w:t>
-            </w:r>
-          </w:p>
-        </w:tc>
-      </w:tr>
-    </w:tbl>
-    <w:p>
-      <w:pPr>
-        <w:spacing w:before="50" w:after="50"/>
-      </w:pPr>
-    </w:p>
-    <w:p>
-      <w:pPr>
-        <w:spacing w:before="50" w:after="50"/>
-      </w:pPr>
-    </w:p>
-    <w:p>
-      <w:pPr>
-        <w:spacing w:before="50" w:after="50"/>
-      </w:pPr>
-    </w:p>
-    <w:p>
-      <w:pPr>
-        <w:pStyle w:val="Heading1"/>
-        <w:pBdr>
-          <w:bottom w:val="single" w:sz="4" w:space="4" w:color="5B2D8E"/>
-        </w:pBdr>
-      </w:pPr>
-      <w:r>
-        <w:rPr>
-          <w:color w:val="5B2D8E"/>
-        </w:rPr>
-        <w:t>7. Conclusion</w:t>
-      </w:r>
-    </w:p>
-    <w:p>
-      <w:pPr>
-        <w:spacing w:before="60" w:after="60"/>
-        <w:jc w:val="both"/>
-      </w:pPr>
-      <w:r>
-        <w:lastRenderedPageBreak/>
         <w:t xml:space="preserve">This project successfully implements a fully interactive Memory Management Simulator using Python and </w:t>
       </w:r>
       <w:proofErr w:type="spellStart"/>
@@ -3073,11 +2485,9 @@
       <w:r>
         <w:t xml:space="preserve">Best-Fit </w:t>
       </w:r>
-      <w:proofErr w:type="spellStart"/>
-      <w:r>
-        <w:t>minimises</w:t>
-      </w:r>
-      <w:proofErr w:type="spellEnd"/>
+      <w:r>
+        <w:t>minimizes</w:t>
+      </w:r>
       <w:r>
         <w:t xml:space="preserve"> wasted space per allocation, enabling P3 to fit where </w:t>
       </w:r>
@@ -3777,6 +3187,7 @@
   <w:style w:type="character" w:default="1" w:styleId="DefaultParagraphFont">
     <w:name w:val="Default Paragraph Font"/>
     <w:uiPriority w:val="1"/>
+    <w:semiHidden/>
     <w:unhideWhenUsed/>
   </w:style>
   <w:style w:type="table" w:default="1" w:styleId="TableNormal">
